--- a/docs/05-uml-and-test-cases.docx
+++ b/docs/05-uml-and-test-cases.docx
@@ -477,7 +477,7 @@
           </w:tcPr>
           <w:p>
             <w:r>
-              <w:t>Вводит логин, пароль, ФИО, выбирает сферу работы</w:t>
+              <w:t>Вводит email, пароль, ФИО, выбирает сферу работы</w:t>
             </w:r>
           </w:p>
         </w:tc>

--- a/docs/05-uml-and-test-cases.docx
+++ b/docs/05-uml-and-test-cases.docx
@@ -573,7 +573,7 @@
           </w:tcPr>
           <w:p>
             <w:r>
-              <w:t>Выбирает заказ, пишет сопроводительное письмо, прикладывает портфолио</w:t>
+              <w:t>Выбирает заказ, пишет сопроводительное письмо, указывает стоимость и срок, прикладывает портфолио</w:t>
             </w:r>
           </w:p>
         </w:tc>

--- a/docs/05-uml-and-test-cases.docx
+++ b/docs/05-uml-and-test-cases.docx
@@ -787,7 +787,7 @@
           </w:tcPr>
           <w:p>
             <w:r>
-              <w:t>Контакты фрилансера становятся видны заказчику</w:t>
+              <w:t>Контакты фрилансера становятся видны заказчику, а контакты заказчика — фрилансеру</w:t>
             </w:r>
           </w:p>
         </w:tc>
@@ -980,6 +980,198 @@
           <w:p>
             <w:r>
               <w:t>Система показывает сообщение об ошибке, регистрация не завершается</w:t>
+            </w:r>
+          </w:p>
+        </w:tc>
+      </w:tr>
+      <w:tr>
+        <w:tblPrEx>
+          <w:tblCellMar>
+            <w:top w:w="0" w:type="dxa"/>
+            <w:bottom w:w="0" w:type="dxa"/>
+          </w:tblCellMar>
+        </w:tblPrEx>
+        <w:tc>
+          <w:tcPr>
+            <w:tcW w:w="700" w:type="dxa"/>
+            <w:tcBorders>
+              <w:top w:val="single" w:sz="4" w:space="0" w:color="999999"/>
+              <w:left w:val="single" w:sz="4" w:space="0" w:color="999999"/>
+              <w:bottom w:val="single" w:sz="4" w:space="0" w:color="999999"/>
+              <w:right w:val="single" w:sz="4" w:space="0" w:color="999999"/>
+            </w:tcBorders>
+            <w:tcMar>
+              <w:top w:w="60" w:type="dxa"/>
+              <w:left w:w="100" w:type="dxa"/>
+              <w:bottom w:w="60" w:type="dxa"/>
+              <w:right w:w="100" w:type="dxa"/>
+            </w:tcMar>
+          </w:tcPr>
+          <w:p>
+            <w:r>
+              <w:t>7</w:t>
+            </w:r>
+          </w:p>
+        </w:tc>
+        <w:tc>
+          <w:tcPr>
+            <w:tcW w:w="3100" w:type="dxa"/>
+            <w:tcBorders>
+              <w:top w:val="single" w:sz="4" w:space="0" w:color="999999"/>
+              <w:left w:val="single" w:sz="4" w:space="0" w:color="999999"/>
+              <w:bottom w:val="single" w:sz="4" w:space="0" w:color="999999"/>
+              <w:right w:val="single" w:sz="4" w:space="0" w:color="999999"/>
+            </w:tcBorders>
+            <w:tcMar>
+              <w:top w:w="60" w:type="dxa"/>
+              <w:left w:w="100" w:type="dxa"/>
+              <w:bottom w:w="60" w:type="dxa"/>
+              <w:right w:w="100" w:type="dxa"/>
+            </w:tcMar>
+          </w:tcPr>
+          <w:p>
+            <w:r>
+              <w:t>Создание заказа</w:t>
+            </w:r>
+          </w:p>
+        </w:tc>
+        <w:tc>
+          <w:tcPr>
+            <w:tcW w:w="3400" w:type="dxa"/>
+            <w:tcBorders>
+              <w:top w:val="single" w:sz="4" w:space="0" w:color="999999"/>
+              <w:left w:val="single" w:sz="4" w:space="0" w:color="999999"/>
+              <w:bottom w:val="single" w:sz="4" w:space="0" w:color="999999"/>
+              <w:right w:val="single" w:sz="4" w:space="0" w:color="999999"/>
+            </w:tcBorders>
+            <w:tcMar>
+              <w:top w:w="60" w:type="dxa"/>
+              <w:left w:w="100" w:type="dxa"/>
+              <w:bottom w:w="60" w:type="dxa"/>
+              <w:right w:w="100" w:type="dxa"/>
+            </w:tcMar>
+          </w:tcPr>
+          <w:p>
+            <w:r>
+              <w:t>Заказчик заполняет описание, бюджет и срок, нажимает «Опубликовать»</w:t>
+            </w:r>
+          </w:p>
+        </w:tc>
+        <w:tc>
+          <w:tcPr>
+            <w:tcW w:w="3160" w:type="dxa"/>
+            <w:tcBorders>
+              <w:top w:val="single" w:sz="4" w:space="0" w:color="999999"/>
+              <w:left w:val="single" w:sz="4" w:space="0" w:color="999999"/>
+              <w:bottom w:val="single" w:sz="4" w:space="0" w:color="999999"/>
+              <w:right w:val="single" w:sz="4" w:space="0" w:color="999999"/>
+            </w:tcBorders>
+            <w:tcMar>
+              <w:top w:w="60" w:type="dxa"/>
+              <w:left w:w="100" w:type="dxa"/>
+              <w:bottom w:w="60" w:type="dxa"/>
+              <w:right w:w="100" w:type="dxa"/>
+            </w:tcMar>
+          </w:tcPr>
+          <w:p>
+            <w:r>
+              <w:t>Заказ появляется в списке заказов выбранной категории</w:t>
+            </w:r>
+          </w:p>
+        </w:tc>
+      </w:tr>
+      <w:tr>
+        <w:tblPrEx>
+          <w:tblCellMar>
+            <w:top w:w="0" w:type="dxa"/>
+            <w:bottom w:w="0" w:type="dxa"/>
+          </w:tblCellMar>
+        </w:tblPrEx>
+        <w:tc>
+          <w:tcPr>
+            <w:tcW w:w="700" w:type="dxa"/>
+            <w:tcBorders>
+              <w:top w:val="single" w:sz="4" w:space="0" w:color="999999"/>
+              <w:left w:val="single" w:sz="4" w:space="0" w:color="999999"/>
+              <w:bottom w:val="single" w:sz="4" w:space="0" w:color="999999"/>
+              <w:right w:val="single" w:sz="4" w:space="0" w:color="999999"/>
+            </w:tcBorders>
+            <w:tcMar>
+              <w:top w:w="60" w:type="dxa"/>
+              <w:left w:w="100" w:type="dxa"/>
+              <w:bottom w:w="60" w:type="dxa"/>
+              <w:right w:w="100" w:type="dxa"/>
+            </w:tcMar>
+          </w:tcPr>
+          <w:p>
+            <w:r>
+              <w:t>8</w:t>
+            </w:r>
+          </w:p>
+        </w:tc>
+        <w:tc>
+          <w:tcPr>
+            <w:tcW w:w="3100" w:type="dxa"/>
+            <w:tcBorders>
+              <w:top w:val="single" w:sz="4" w:space="0" w:color="999999"/>
+              <w:left w:val="single" w:sz="4" w:space="0" w:color="999999"/>
+              <w:bottom w:val="single" w:sz="4" w:space="0" w:color="999999"/>
+              <w:right w:val="single" w:sz="4" w:space="0" w:color="999999"/>
+            </w:tcBorders>
+            <w:tcMar>
+              <w:top w:w="60" w:type="dxa"/>
+              <w:left w:w="100" w:type="dxa"/>
+              <w:bottom w:w="60" w:type="dxa"/>
+              <w:right w:w="100" w:type="dxa"/>
+            </w:tcMar>
+          </w:tcPr>
+          <w:p>
+            <w:r>
+              <w:t>Пустая категория заказов</w:t>
+            </w:r>
+          </w:p>
+        </w:tc>
+        <w:tc>
+          <w:tcPr>
+            <w:tcW w:w="3400" w:type="dxa"/>
+            <w:tcBorders>
+              <w:top w:val="single" w:sz="4" w:space="0" w:color="999999"/>
+              <w:left w:val="single" w:sz="4" w:space="0" w:color="999999"/>
+              <w:bottom w:val="single" w:sz="4" w:space="0" w:color="999999"/>
+              <w:right w:val="single" w:sz="4" w:space="0" w:color="999999"/>
+            </w:tcBorders>
+            <w:tcMar>
+              <w:top w:w="60" w:type="dxa"/>
+              <w:left w:w="100" w:type="dxa"/>
+              <w:bottom w:w="60" w:type="dxa"/>
+              <w:right w:w="100" w:type="dxa"/>
+            </w:tcMar>
+          </w:tcPr>
+          <w:p>
+            <w:r>
+              <w:t>Фрилансер выбирает категорию, в которой нет заказов</w:t>
+            </w:r>
+          </w:p>
+        </w:tc>
+        <w:tc>
+          <w:tcPr>
+            <w:tcW w:w="3160" w:type="dxa"/>
+            <w:tcBorders>
+              <w:top w:val="single" w:sz="4" w:space="0" w:color="999999"/>
+              <w:left w:val="single" w:sz="4" w:space="0" w:color="999999"/>
+              <w:bottom w:val="single" w:sz="4" w:space="0" w:color="999999"/>
+              <w:right w:val="single" w:sz="4" w:space="0" w:color="999999"/>
+            </w:tcBorders>
+            <w:tcMar>
+              <w:top w:w="60" w:type="dxa"/>
+              <w:left w:w="100" w:type="dxa"/>
+              <w:bottom w:w="60" w:type="dxa"/>
+              <w:right w:w="100" w:type="dxa"/>
+            </w:tcMar>
+          </w:tcPr>
+          <w:p>
+            <w:r>
+              <w:t>Система предлагает изменить фильтры или подписаться на уведомления о новых заказах</w:t>
             </w:r>
           </w:p>
         </w:tc>
